--- a/작업일지/Week_3(250203-250210).docx
+++ b/작업일지/Week_3(250203-250210).docx
@@ -145,7 +145,6 @@
               </w:rPr>
               <w:t xml:space="preserve"> </w:t>
             </w:r>
-            <w:proofErr w:type="spellStart"/>
             <w:r>
               <w:rPr>
                 <w:rFonts w:hint="eastAsia"/>
@@ -155,7 +154,6 @@
               </w:rPr>
               <w:t>장하영</w:t>
             </w:r>
-            <w:proofErr w:type="spellEnd"/>
           </w:p>
         </w:tc>
         <w:tc>
@@ -171,7 +169,6 @@
                 <w:sz w:val="22"/>
               </w:rPr>
             </w:pPr>
-            <w:proofErr w:type="spellStart"/>
             <w:r>
               <w:rPr>
                 <w:rFonts w:hint="eastAsia"/>
@@ -180,7 +177,6 @@
               </w:rPr>
               <w:t>팀명</w:t>
             </w:r>
-            <w:proofErr w:type="spellEnd"/>
           </w:p>
         </w:tc>
         <w:tc>
@@ -567,7 +563,6 @@
                 <w:szCs w:val="20"/>
               </w:rPr>
             </w:pPr>
-            <w:proofErr w:type="spellStart"/>
             <w:r>
               <w:rPr>
                 <w:rFonts w:hint="eastAsia"/>
@@ -576,7 +571,6 @@
               </w:rPr>
               <w:t>장하영</w:t>
             </w:r>
-            <w:proofErr w:type="spellEnd"/>
             <w:r>
               <w:rPr>
                 <w:bCs/>
@@ -723,7 +717,6 @@
       <w:pPr>
         <w:spacing w:after="0" w:line="240" w:lineRule="auto"/>
         <w:rPr>
-          <w:rFonts w:hint="eastAsia"/>
           <w:b/>
           <w:bCs/>
           <w:szCs w:val="20"/>
@@ -1142,21 +1135,7 @@
         <w:rPr>
           <w:szCs w:val="20"/>
         </w:rPr>
-        <w:t>“</w:t>
-      </w:r>
-      <w:proofErr w:type="spellStart"/>
-      <w:r>
-        <w:rPr>
-          <w:szCs w:val="20"/>
-        </w:rPr>
-        <w:t>ActionState</w:t>
-      </w:r>
-      <w:proofErr w:type="spellEnd"/>
-      <w:r>
-        <w:rPr>
-          <w:szCs w:val="20"/>
-        </w:rPr>
-        <w:t>”</w:t>
+        <w:t>“ActionState”</w:t>
       </w:r>
       <w:r>
         <w:rPr>
@@ -1207,7 +1186,6 @@
           <w:szCs w:val="24"/>
         </w:rPr>
       </w:pPr>
-      <w:proofErr w:type="spellStart"/>
       <w:r>
         <w:rPr>
           <w:rFonts w:hint="eastAsia"/>
@@ -1219,7 +1197,6 @@
         <w:lastRenderedPageBreak/>
         <w:t>장하영</w:t>
       </w:r>
-      <w:proofErr w:type="spellEnd"/>
     </w:p>
     <w:p>
       <w:pPr>
@@ -1295,21 +1272,12 @@
         </w:rPr>
         <w:t>Lock-Free Queue</w:t>
       </w:r>
-      <w:proofErr w:type="spellStart"/>
       <w:r>
         <w:rPr>
           <w:rFonts w:hint="eastAsia"/>
           <w:szCs w:val="20"/>
         </w:rPr>
-        <w:t>를</w:t>
-      </w:r>
-      <w:proofErr w:type="spellEnd"/>
-      <w:r>
-        <w:rPr>
-          <w:rFonts w:hint="eastAsia"/>
-          <w:szCs w:val="20"/>
-        </w:rPr>
-        <w:t xml:space="preserve"> 이용하여 서버에서 보낼 </w:t>
+        <w:t xml:space="preserve">를 이용하여 서버에서 보낼 </w:t>
       </w:r>
       <w:r>
         <w:rPr>
@@ -1554,27 +1522,10 @@
               <w:rPr>
                 <w:rFonts w:hint="eastAsia"/>
               </w:rPr>
-              <w:t>.</w:t>
-            </w:r>
-            <w:proofErr w:type="gramStart"/>
-            <w:r>
-              <w:rPr>
-                <w:rFonts w:hint="eastAsia"/>
-              </w:rPr>
-              <w:t>02.</w:t>
-            </w:r>
-            <w:r>
-              <w:rPr>
-                <w:rFonts w:hint="eastAsia"/>
-              </w:rPr>
-              <w:t>*</w:t>
-            </w:r>
-            <w:proofErr w:type="gramEnd"/>
-            <w:r>
-              <w:rPr>
-                <w:rFonts w:hint="eastAsia"/>
-              </w:rPr>
-              <w:t>*</w:t>
+              <w:t>.02.</w:t>
+            </w:r>
+            <w:r>
+              <w:t>24</w:t>
             </w:r>
           </w:p>
         </w:tc>
@@ -1623,52 +1574,20 @@
                 <w:rFonts w:hint="eastAsia"/>
                 <w:szCs w:val="20"/>
               </w:rPr>
-              <w:t xml:space="preserve">1. </w:t>
-            </w:r>
-            <w:proofErr w:type="spellStart"/>
-            <w:r>
-              <w:rPr>
-                <w:rFonts w:hint="eastAsia"/>
+              <w:t>1. 파티클 렌더링 개선(</w:t>
+            </w:r>
+            <w:r>
+              <w:rPr>
                 <w:szCs w:val="20"/>
               </w:rPr>
-              <w:t>파티클</w:t>
-            </w:r>
-            <w:proofErr w:type="spellEnd"/>
+              <w:t xml:space="preserve">Weighted Blended OIT </w:t>
+            </w:r>
             <w:r>
               <w:rPr>
                 <w:rFonts w:hint="eastAsia"/>
                 <w:szCs w:val="20"/>
               </w:rPr>
-              <w:t xml:space="preserve"> 렌더링 개선(</w:t>
-            </w:r>
-            <w:r>
-              <w:rPr>
-                <w:szCs w:val="20"/>
-              </w:rPr>
-              <w:t xml:space="preserve">Weighted Blended OIT </w:t>
-            </w:r>
-            <w:r>
-              <w:rPr>
-                <w:rFonts w:hint="eastAsia"/>
-                <w:szCs w:val="20"/>
-              </w:rPr>
-              <w:t xml:space="preserve">적용) 및 </w:t>
-            </w:r>
-            <w:proofErr w:type="spellStart"/>
-            <w:r>
-              <w:rPr>
-                <w:rFonts w:hint="eastAsia"/>
-                <w:szCs w:val="20"/>
-              </w:rPr>
-              <w:t>파티클</w:t>
-            </w:r>
-            <w:proofErr w:type="spellEnd"/>
-            <w:r>
-              <w:rPr>
-                <w:rFonts w:hint="eastAsia"/>
-                <w:szCs w:val="20"/>
-              </w:rPr>
-              <w:t xml:space="preserve"> 효과 추가</w:t>
+              <w:t>적용) 및 파티클 효과 추가</w:t>
             </w:r>
           </w:p>
           <w:p>

--- a/작업일지/Week_3(250203-250210).docx
+++ b/작업일지/Week_3(250203-250210).docx
@@ -145,6 +145,7 @@
               </w:rPr>
               <w:t xml:space="preserve"> </w:t>
             </w:r>
+            <w:proofErr w:type="spellStart"/>
             <w:r>
               <w:rPr>
                 <w:rFonts w:hint="eastAsia"/>
@@ -154,6 +155,7 @@
               </w:rPr>
               <w:t>장하영</w:t>
             </w:r>
+            <w:proofErr w:type="spellEnd"/>
           </w:p>
         </w:tc>
         <w:tc>
@@ -169,6 +171,7 @@
                 <w:sz w:val="22"/>
               </w:rPr>
             </w:pPr>
+            <w:proofErr w:type="spellStart"/>
             <w:r>
               <w:rPr>
                 <w:rFonts w:hint="eastAsia"/>
@@ -177,6 +180,7 @@
               </w:rPr>
               <w:t>팀명</w:t>
             </w:r>
+            <w:proofErr w:type="spellEnd"/>
           </w:p>
         </w:tc>
         <w:tc>
@@ -563,6 +567,7 @@
                 <w:szCs w:val="20"/>
               </w:rPr>
             </w:pPr>
+            <w:proofErr w:type="spellStart"/>
             <w:r>
               <w:rPr>
                 <w:rFonts w:hint="eastAsia"/>
@@ -571,6 +576,7 @@
               </w:rPr>
               <w:t>장하영</w:t>
             </w:r>
+            <w:proofErr w:type="spellEnd"/>
             <w:r>
               <w:rPr>
                 <w:bCs/>
@@ -1135,7 +1141,21 @@
         <w:rPr>
           <w:szCs w:val="20"/>
         </w:rPr>
-        <w:t>“ActionState”</w:t>
+        <w:t>“</w:t>
+      </w:r>
+      <w:proofErr w:type="spellStart"/>
+      <w:r>
+        <w:rPr>
+          <w:szCs w:val="20"/>
+        </w:rPr>
+        <w:t>ActionState</w:t>
+      </w:r>
+      <w:proofErr w:type="spellEnd"/>
+      <w:r>
+        <w:rPr>
+          <w:szCs w:val="20"/>
+        </w:rPr>
+        <w:t>”</w:t>
       </w:r>
       <w:r>
         <w:rPr>
@@ -1186,6 +1206,7 @@
           <w:szCs w:val="24"/>
         </w:rPr>
       </w:pPr>
+      <w:proofErr w:type="spellStart"/>
       <w:r>
         <w:rPr>
           <w:rFonts w:hint="eastAsia"/>
@@ -1197,6 +1218,7 @@
         <w:lastRenderedPageBreak/>
         <w:t>장하영</w:t>
       </w:r>
+      <w:proofErr w:type="spellEnd"/>
     </w:p>
     <w:p>
       <w:pPr>
@@ -1272,12 +1294,21 @@
         </w:rPr>
         <w:t>Lock-Free Queue</w:t>
       </w:r>
+      <w:proofErr w:type="spellStart"/>
       <w:r>
         <w:rPr>
           <w:rFonts w:hint="eastAsia"/>
           <w:szCs w:val="20"/>
         </w:rPr>
-        <w:t xml:space="preserve">를 이용하여 서버에서 보낼 </w:t>
+        <w:t>를</w:t>
+      </w:r>
+      <w:proofErr w:type="spellEnd"/>
+      <w:r>
+        <w:rPr>
+          <w:rFonts w:hint="eastAsia"/>
+          <w:szCs w:val="20"/>
+        </w:rPr>
+        <w:t xml:space="preserve"> 이용하여 서버에서 보낼 </w:t>
       </w:r>
       <w:r>
         <w:rPr>
@@ -1498,7 +1529,16 @@
               <w:rPr>
                 <w:rFonts w:hint="eastAsia"/>
               </w:rPr>
-              <w:t>2024.0</w:t>
+              <w:t>202</w:t>
+            </w:r>
+            <w:r>
+              <w:t>5</w:t>
+            </w:r>
+            <w:r>
+              <w:rPr>
+                <w:rFonts w:hint="eastAsia"/>
+              </w:rPr>
+              <w:t>.0</w:t>
             </w:r>
             <w:r>
               <w:rPr>
@@ -1516,7 +1556,10 @@
               <w:rPr>
                 <w:rFonts w:hint="eastAsia"/>
               </w:rPr>
-              <w:t>~2024</w:t>
+              <w:t>~202</w:t>
+            </w:r>
+            <w:r>
+              <w:t>5</w:t>
             </w:r>
             <w:r>
               <w:rPr>
@@ -1574,12 +1617,28 @@
                 <w:rFonts w:hint="eastAsia"/>
                 <w:szCs w:val="20"/>
               </w:rPr>
-              <w:t>1. 파티클 렌더링 개선(</w:t>
-            </w:r>
-            <w:r>
-              <w:rPr>
+              <w:t xml:space="preserve">1. </w:t>
+            </w:r>
+            <w:proofErr w:type="spellStart"/>
+            <w:r>
+              <w:rPr>
+                <w:rFonts w:hint="eastAsia"/>
                 <w:szCs w:val="20"/>
               </w:rPr>
+              <w:t>파티클</w:t>
+            </w:r>
+            <w:proofErr w:type="spellEnd"/>
+            <w:r>
+              <w:rPr>
+                <w:rFonts w:hint="eastAsia"/>
+                <w:szCs w:val="20"/>
+              </w:rPr>
+              <w:t xml:space="preserve"> 렌더링 개선(</w:t>
+            </w:r>
+            <w:r>
+              <w:rPr>
+                <w:szCs w:val="20"/>
+              </w:rPr>
               <w:t xml:space="preserve">Weighted Blended OIT </w:t>
             </w:r>
             <w:r>
@@ -1587,7 +1646,23 @@
                 <w:rFonts w:hint="eastAsia"/>
                 <w:szCs w:val="20"/>
               </w:rPr>
-              <w:t>적용) 및 파티클 효과 추가</w:t>
+              <w:t xml:space="preserve">적용) 및 </w:t>
+            </w:r>
+            <w:proofErr w:type="spellStart"/>
+            <w:r>
+              <w:rPr>
+                <w:rFonts w:hint="eastAsia"/>
+                <w:szCs w:val="20"/>
+              </w:rPr>
+              <w:t>파티클</w:t>
+            </w:r>
+            <w:proofErr w:type="spellEnd"/>
+            <w:r>
+              <w:rPr>
+                <w:rFonts w:hint="eastAsia"/>
+                <w:szCs w:val="20"/>
+              </w:rPr>
+              <w:t xml:space="preserve"> 효과 추가</w:t>
             </w:r>
           </w:p>
           <w:p>
